--- a/bigdata/PHASE  BIG DATA.docx
+++ b/bigdata/PHASE  BIG DATA.docx
@@ -6640,6 +6640,14 @@
 </file>
 
 <file path=customXml/item1.xml><?xml version="1.0" encoding="utf-8"?>
+<p:properties xmlns:p="http://schemas.microsoft.com/office/2006/metadata/properties" xmlns:xsi="http://www.w3.org/2001/XMLSchema-instance" xmlns:pc="http://schemas.microsoft.com/office/infopath/2007/PartnerControls">
+  <documentManagement>
+    <_activity xmlns="89eed61e-40f1-49fb-bf98-0726aff2ad6c" xsi:nil="true"/>
+  </documentManagement>
+</p:properties>
+</file>
+
+<file path=customXml/item2.xml><?xml version="1.0" encoding="utf-8"?>
 <ct:contentTypeSchema xmlns:ct="http://schemas.microsoft.com/office/2006/metadata/contentType" xmlns:ma="http://schemas.microsoft.com/office/2006/metadata/properties/metaAttributes" ct:_="" ma:_="" ma:contentTypeName="Document" ma:contentTypeID="0x010100327FD8F3F6F4E94CBDE649DE930B1BC9" ma:contentTypeVersion="5" ma:contentTypeDescription="Create a new document." ma:contentTypeScope="" ma:versionID="b570b3ad07fca917d00ad5a626ae81f3">
   <xsd:schema xmlns:xsd="http://www.w3.org/2001/XMLSchema" xmlns:xs="http://www.w3.org/2001/XMLSchema" xmlns:p="http://schemas.microsoft.com/office/2006/metadata/properties" xmlns:ns3="89eed61e-40f1-49fb-bf98-0726aff2ad6c" targetNamespace="http://schemas.microsoft.com/office/2006/metadata/properties" ma:root="true" ma:fieldsID="19780f9ff5396579cb6497f7c94d1c9b" ns3:_="">
     <xsd:import namespace="89eed61e-40f1-49fb-bf98-0726aff2ad6c"/>
@@ -6789,14 +6797,6 @@
 </ct:contentTypeSchema>
 </file>
 
-<file path=customXml/item2.xml><?xml version="1.0" encoding="utf-8"?>
-<p:properties xmlns:p="http://schemas.microsoft.com/office/2006/metadata/properties" xmlns:xsi="http://www.w3.org/2001/XMLSchema-instance" xmlns:pc="http://schemas.microsoft.com/office/infopath/2007/PartnerControls">
-  <documentManagement>
-    <_activity xmlns="89eed61e-40f1-49fb-bf98-0726aff2ad6c" xsi:nil="true"/>
-  </documentManagement>
-</p:properties>
-</file>
-
 <file path=customXml/item3.xml><?xml version="1.0" encoding="utf-8"?>
 <?mso-contentType ?>
 <FormTemplates xmlns="http://schemas.microsoft.com/sharepoint/v3/contenttype/forms">
@@ -6807,6 +6807,16 @@
 </file>
 
 <file path=customXml/itemProps1.xml><?xml version="1.0" encoding="utf-8"?>
+<ds:datastoreItem xmlns:ds="http://schemas.openxmlformats.org/officeDocument/2006/customXml" ds:itemID="{771BA09E-5F9D-4D6C-8CC2-CDFC70F0BAD1}">
+  <ds:schemaRefs>
+    <ds:schemaRef ds:uri="http://schemas.microsoft.com/office/2006/metadata/properties"/>
+    <ds:schemaRef ds:uri="http://schemas.microsoft.com/office/infopath/2007/PartnerControls"/>
+    <ds:schemaRef ds:uri="89eed61e-40f1-49fb-bf98-0726aff2ad6c"/>
+  </ds:schemaRefs>
+</ds:datastoreItem>
+</file>
+
+<file path=customXml/itemProps2.xml><?xml version="1.0" encoding="utf-8"?>
 <ds:datastoreItem xmlns:ds="http://schemas.openxmlformats.org/officeDocument/2006/customXml" ds:itemID="{28F59C8B-8592-425F-9A5C-031357835B7E}">
   <ds:schemaRefs>
     <ds:schemaRef ds:uri="http://schemas.microsoft.com/office/2006/metadata/contentType"/>
@@ -6824,16 +6834,6 @@
 </ds:datastoreItem>
 </file>
 
-<file path=customXml/itemProps2.xml><?xml version="1.0" encoding="utf-8"?>
-<ds:datastoreItem xmlns:ds="http://schemas.openxmlformats.org/officeDocument/2006/customXml" ds:itemID="{771BA09E-5F9D-4D6C-8CC2-CDFC70F0BAD1}">
-  <ds:schemaRefs>
-    <ds:schemaRef ds:uri="http://schemas.microsoft.com/office/2006/metadata/properties"/>
-    <ds:schemaRef ds:uri="http://schemas.microsoft.com/office/infopath/2007/PartnerControls"/>
-    <ds:schemaRef ds:uri="89eed61e-40f1-49fb-bf98-0726aff2ad6c"/>
-  </ds:schemaRefs>
-</ds:datastoreItem>
-</file>
-
 <file path=customXml/itemProps3.xml><?xml version="1.0" encoding="utf-8"?>
 <ds:datastoreItem xmlns:ds="http://schemas.openxmlformats.org/officeDocument/2006/customXml" ds:itemID="{B013395E-8B80-4455-89F2-2D5854AF2010}">
   <ds:schemaRefs>
